--- a/klagomål/A 22786-2024 FSC-klagomål.docx
+++ b/klagomål/A 22786-2024 FSC-klagomål.docx
@@ -697,7 +697,7 @@
     <w:r>
       <w:tab/>
       <w:tab/>
-      <w:t>2026-06-18</w:t>
+      <w:t>2026-06-19</w:t>
       <w:br/>
       <w:br/>
     </w:r>

--- a/klagomål/A 22786-2024 FSC-klagomål.docx
+++ b/klagomål/A 22786-2024 FSC-klagomål.docx
@@ -697,7 +697,7 @@
     <w:r>
       <w:tab/>
       <w:tab/>
-      <w:t>2026-06-19</w:t>
+      <w:t>2026-06-20</w:t>
       <w:br/>
       <w:br/>
     </w:r>

--- a/klagomål/A 22786-2024 FSC-klagomål.docx
+++ b/klagomål/A 22786-2024 FSC-klagomål.docx
@@ -168,38 +168,7 @@
     </w:p>
     <w:p>
       <w:r>
-        <w:t>Detta dokument behandlar höga naturvärden i avverkningsanmälan A 22786-2024 i Ljusdals kommun som inkom 2024-06-05 och omfattar 4,2 ha.</w:t>
-      </w:r>
-    </w:p>
-    <w:p>
-      <w:r>
-        <w:t>Nedan presenteras fynd av naturvårdsarter som gjorts i det avverkningsanmälda området, samt relevanta utdrag ur standarderna för FSC, Chain of Custody, Controlled Wood och PEFC.</w:t>
-      </w:r>
-    </w:p>
-    <w:p>
-      <w:r>
-        <w:t>Vi förväntar oss att ni återkommer med ett skriftligt svar på vårt klagomål och även beskriver vilka korrigerande åtgärder ni satt in för att rätta till identifierade brister i er efterlevnad av den svenska FSC standarden.</w:t>
-      </w:r>
-    </w:p>
-    <w:p>
-      <w:pPr>
-        <w:pStyle w:val="Heading1"/>
-      </w:pPr>
-      <w:r>
-        <w:t>Naturvårdsarter</w:t>
-      </w:r>
-    </w:p>
-    <w:p>
-      <w:r>
-        <w:t>Inom 13 meter från avverkningsanmälan har följande 3 naturvårdsarter hittats: vedspik (VU), kolflarnlav (NT, T) och mörk kolflarnlav (NT). Av dessa är 3 rödlistade. För rödlistade arter har rödlistekategorin angivits inom parentes. Typiska arter inom Natura 2000 som är kopplade till skogsekosystem har markerats med (T).</w:t>
-      </w:r>
-    </w:p>
-    <w:p>
-      <w:r>
-        <w:t>De påträffade naturvårdsarterna är ett tydligt kvitto på att det rör sig om en skog med höga naturvärden.</w:t>
-      </w:r>
-      <w:r>
-        <w:t xml:space="preserve"> I Figur 1 visas fyndplatser för naturvårdsarter i området, som finns registrerade på Artportalen.</w:t>
+        <w:t>Detta klagomål behandlar höga naturvärden i avverkningsanmälan A 22786-2024 i Ljusdals kommun som inkom 2024-06-05 och omfattar 4,2 ha.</w:t>
       </w:r>
     </w:p>
     <w:p>
@@ -209,7 +178,7 @@
       <w:r>
         <w:drawing>
           <wp:inline xmlns:a="http://schemas.openxmlformats.org/drawingml/2006/main" xmlns:pic="http://schemas.openxmlformats.org/drawingml/2006/picture">
-            <wp:extent cx="4186837" cy="5688000"/>
+            <wp:extent cx="4213336" cy="5724000"/>
             <wp:docPr id="1" name="Picture 1"/>
             <wp:cNvGraphicFramePr>
               <a:graphicFrameLocks noChangeAspect="1"/>
@@ -230,7 +199,7 @@
                   <pic:spPr>
                     <a:xfrm>
                       <a:off x="0" y="0"/>
-                      <a:ext cx="4186837" cy="5688000"/>
+                      <a:ext cx="4213336" cy="5724000"/>
                     </a:xfrm>
                     <a:prstGeom prst="rect"/>
                   </pic:spPr>
@@ -247,7 +216,46 @@
         <w:spacing w:after="240"/>
       </w:pPr>
       <w:r>
-        <w:t>Figur 1. Fyndplatser för naturvårdsarter inom 13 meter från avverkningsanmälan (röd linje). Markörer utan svart kant är placerade på fyndplatsen. Markörer med svart kant är placerade vid sidan av fyndplatsen och har ett svart streck som visar fyndplatsens exakta position. Kartans mittpunktskoordinat är N 6858734, E 521614 i SWEREF 99 TM.</w:t>
+        <w:t>Figur 1. Fyndplatser för naturvårdsarter inom 13 meter från avverkningsanmälan. Markörer utan svart kant är placerade på fyndplatsen. Markörer med svart kant är placerade vid sidan av fyndplatsen har ett svart streck som visar fyndplatsens exakta position. Kartans mittpunktskoordinat är N 6858734, E 521614 i SWEREF 99 TM.</w:t>
+      </w:r>
+    </w:p>
+    <w:p>
+      <w:r>
+        <w:t>Inom 13 meter från avverkningsanmälan finns fynd av 3 naturvårdsarter, varav 3 är rödlistade och 1 är typisk (T): vedspik (VU), kolflarnlav (NT, T) och mörk kolflarnlav (NT). Se Figur 1.</w:t>
+      </w:r>
+    </w:p>
+    <w:p>
+      <w:r>
+        <w:t>Nedan presenteras relevanta utdrag ur standarderna för FSC, Chain of Custody, Controlled Wood och PEFC.</w:t>
+      </w:r>
+    </w:p>
+    <w:p>
+      <w:r>
+        <w:t>Vi förväntar oss att ni återkommer med ett skriftligt svar på vårt klagomål och även beskriver vilka korrigerande åtgärder ni satt in för att rätta till identifierade brister i er efterlevnad av den svenska FSC standarden.</w:t>
+      </w:r>
+    </w:p>
+    <w:p>
+      <w:pPr>
+        <w:pStyle w:val="Heading1"/>
+      </w:pPr>
+      <w:r>
+        <w:t>Naturvårdsarter och fridlysta arter</w:t>
+      </w:r>
+    </w:p>
+    <w:p>
+      <w:r>
+        <w:t>Nedan följer beskrivningar av de naturvårdsarter och fridlysta arter som har sina livsmiljöer och växtplatser i den avverkningsanmälda skogen. De påträffade naturvårdsarterna är ett tydligt kvitto på att det rör sig om en skog med höga naturvärden.</w:t>
+      </w:r>
+    </w:p>
+    <w:p>
+      <w:r>
+        <w:rPr>
+          <w:b/>
+        </w:rPr>
+        <w:t>Vedspik (VU)</w:t>
+      </w:r>
+      <w:r>
+        <w:t xml:space="preserve"> förekommer nästan uteslutande på gammal obehandlad ved. Den finns dels på kulturskapade ståndorter som stängsel, väggar av trälador etc., dels på naturliga ståndorter som olikåldriga skogar eller hagmarker med lång trädkontinuitet. Här förekommer arten på stubbar och avbarkade partier av barr- och lövträd som fortfarande lever och står upp. Den kan också växa på grova nedfallna grenar. Bristen på nedfallna grova grenar, högstubbar och torrakor i dagens skogar är ett hot. I skogar och myrkanter med arten måste högstubbar och torrakor finnas i tillräcklig mängd (SLU Artdatabanken, 2026).</w:t>
       </w:r>
     </w:p>
     <w:p>
@@ -279,17 +287,6 @@
       </w:r>
       <w:r>
         <w:t xml:space="preserve"> är brandberoende och växer nästan uteslutande på kolad hård kärnved av tall. Arten förekommer främst i glesa, öppna tall- och blandbarrskogar av naturskogskaraktär och etableringen verkar ske sent efter brand, kanske först efter 100–300 år. Mörk kolflarnlav indikerar skog med höga naturvärden och vanligast är att den påträffas på rester av nedbrunna torrakor och högstubbar och lågstubbar som är så grova att hela innandömet är urbränt. Tall- och blandbarrskogar av naturskogskaraktär med spår av återkommande bränder hyser höga biologiska värden och bör skyddas (SLU Artdatabanken, 2024).</w:t>
-      </w:r>
-    </w:p>
-    <w:p>
-      <w:r>
-        <w:rPr>
-          <w:b/>
-        </w:rPr>
-        <w:t>Vedspik (VU)</w:t>
-      </w:r>
-      <w:r>
-        <w:t xml:space="preserve"> förekommer nästan uteslutande på gammal obehandlad ved. Den finns dels på kulturskapade ståndorter som stängsel, väggar av trälador etc., dels på naturliga ståndorter som olikåldriga skogar eller hagmarker med lång trädkontinuitet. Här förekommer arten på stubbar och avbarkade partier av barr- och lövträd som fortfarande lever och står upp. Den kan också växa på grova nedfallna grenar. Bristen på nedfallna grova grenar, högstubbar och torrakor i dagens skogar är ett hot. I skogar och myrkanter med arten måste högstubbar och torrakor finnas i tillräcklig mängd (SLU Artdatabanken, 2026).</w:t>
       </w:r>
     </w:p>
     <w:p>
@@ -697,7 +694,7 @@
     <w:r>
       <w:tab/>
       <w:tab/>
-      <w:t>2026-06-20</w:t>
+      <w:t>2026-06-21</w:t>
       <w:br/>
       <w:br/>
     </w:r>

--- a/klagomål/A 22786-2024 FSC-klagomål.docx
+++ b/klagomål/A 22786-2024 FSC-klagomål.docx
@@ -694,7 +694,7 @@
     <w:r>
       <w:tab/>
       <w:tab/>
-      <w:t>2026-06-21</w:t>
+      <w:t>2026-06-22</w:t>
       <w:br/>
       <w:br/>
     </w:r>

--- a/klagomål/A 22786-2024 FSC-klagomål.docx
+++ b/klagomål/A 22786-2024 FSC-klagomål.docx
@@ -694,7 +694,7 @@
     <w:r>
       <w:tab/>
       <w:tab/>
-      <w:t>2026-06-22</w:t>
+      <w:t>2026-06-23</w:t>
       <w:br/>
       <w:br/>
     </w:r>

--- a/klagomål/A 22786-2024 FSC-klagomål.docx
+++ b/klagomål/A 22786-2024 FSC-klagomål.docx
@@ -694,7 +694,7 @@
     <w:r>
       <w:tab/>
       <w:tab/>
-      <w:t>2026-06-23</w:t>
+      <w:t>2026-06-24</w:t>
       <w:br/>
       <w:br/>
     </w:r>

--- a/klagomål/A 22786-2024 FSC-klagomål.docx
+++ b/klagomål/A 22786-2024 FSC-klagomål.docx
@@ -694,7 +694,7 @@
     <w:r>
       <w:tab/>
       <w:tab/>
-      <w:t>2026-06-24</w:t>
+      <w:t>2026-06-25</w:t>
       <w:br/>
       <w:br/>
     </w:r>

--- a/klagomål/A 22786-2024 FSC-klagomål.docx
+++ b/klagomål/A 22786-2024 FSC-klagomål.docx
@@ -694,7 +694,7 @@
     <w:r>
       <w:tab/>
       <w:tab/>
-      <w:t>2026-06-25</w:t>
+      <w:t>2026-06-26</w:t>
       <w:br/>
       <w:br/>
     </w:r>

--- a/klagomål/A 22786-2024 FSC-klagomål.docx
+++ b/klagomål/A 22786-2024 FSC-klagomål.docx
@@ -694,7 +694,7 @@
     <w:r>
       <w:tab/>
       <w:tab/>
-      <w:t>2026-06-26</w:t>
+      <w:t>2026-06-27</w:t>
       <w:br/>
       <w:br/>
     </w:r>

--- a/klagomål/A 22786-2024 FSC-klagomål.docx
+++ b/klagomål/A 22786-2024 FSC-klagomål.docx
@@ -694,7 +694,7 @@
     <w:r>
       <w:tab/>
       <w:tab/>
-      <w:t>2026-06-27</w:t>
+      <w:t>2026-06-28</w:t>
       <w:br/>
       <w:br/>
     </w:r>

--- a/klagomål/A 22786-2024 FSC-klagomål.docx
+++ b/klagomål/A 22786-2024 FSC-klagomål.docx
@@ -694,7 +694,7 @@
     <w:r>
       <w:tab/>
       <w:tab/>
-      <w:t>2026-06-28</w:t>
+      <w:t>2026-06-29</w:t>
       <w:br/>
       <w:br/>
     </w:r>

--- a/klagomål/A 22786-2024 FSC-klagomål.docx
+++ b/klagomål/A 22786-2024 FSC-klagomål.docx
@@ -694,7 +694,7 @@
     <w:r>
       <w:tab/>
       <w:tab/>
-      <w:t>2026-06-29</w:t>
+      <w:t>2026-06-30</w:t>
       <w:br/>
       <w:br/>
     </w:r>

--- a/klagomål/A 22786-2024 FSC-klagomål.docx
+++ b/klagomål/A 22786-2024 FSC-klagomål.docx
@@ -694,7 +694,7 @@
     <w:r>
       <w:tab/>
       <w:tab/>
-      <w:t>2026-06-30</w:t>
+      <w:t>2026-07-01</w:t>
       <w:br/>
       <w:br/>
     </w:r>

--- a/klagomål/A 22786-2024 FSC-klagomål.docx
+++ b/klagomål/A 22786-2024 FSC-klagomål.docx
@@ -694,7 +694,7 @@
     <w:r>
       <w:tab/>
       <w:tab/>
-      <w:t>2026-07-01</w:t>
+      <w:t>2026-07-02</w:t>
       <w:br/>
       <w:br/>
     </w:r>

--- a/klagomål/A 22786-2024 FSC-klagomål.docx
+++ b/klagomål/A 22786-2024 FSC-klagomål.docx
@@ -694,7 +694,7 @@
     <w:r>
       <w:tab/>
       <w:tab/>
-      <w:t>2026-07-13</w:t>
+      <w:t>2026-07-14</w:t>
       <w:br/>
       <w:br/>
     </w:r>

--- a/klagomål/A 22786-2024 FSC-klagomål.docx
+++ b/klagomål/A 22786-2024 FSC-klagomål.docx
@@ -694,7 +694,7 @@
     <w:r>
       <w:tab/>
       <w:tab/>
-      <w:t>2026-07-14</w:t>
+      <w:t>2026-07-15</w:t>
       <w:br/>
       <w:br/>
     </w:r>

--- a/klagomål/A 22786-2024 FSC-klagomål.docx
+++ b/klagomål/A 22786-2024 FSC-klagomål.docx
@@ -694,7 +694,7 @@
     <w:r>
       <w:tab/>
       <w:tab/>
-      <w:t>2026-07-15</w:t>
+      <w:t>2026-07-16</w:t>
       <w:br/>
       <w:br/>
     </w:r>

--- a/klagomål/A 22786-2024 FSC-klagomål.docx
+++ b/klagomål/A 22786-2024 FSC-klagomål.docx
@@ -694,7 +694,7 @@
     <w:r>
       <w:tab/>
       <w:tab/>
-      <w:t>2026-07-16</w:t>
+      <w:t>2026-07-17</w:t>
       <w:br/>
       <w:br/>
     </w:r>

--- a/klagomål/A 22786-2024 FSC-klagomål.docx
+++ b/klagomål/A 22786-2024 FSC-klagomål.docx
@@ -694,7 +694,7 @@
     <w:r>
       <w:tab/>
       <w:tab/>
-      <w:t>2026-07-17</w:t>
+      <w:t>2026-07-18</w:t>
       <w:br/>
       <w:br/>
     </w:r>

--- a/klagomål/A 22786-2024 FSC-klagomål.docx
+++ b/klagomål/A 22786-2024 FSC-klagomål.docx
@@ -694,7 +694,7 @@
     <w:r>
       <w:tab/>
       <w:tab/>
-      <w:t>2026-07-18</w:t>
+      <w:t>2026-07-19</w:t>
       <w:br/>
       <w:br/>
     </w:r>

--- a/klagomål/A 22786-2024 FSC-klagomål.docx
+++ b/klagomål/A 22786-2024 FSC-klagomål.docx
@@ -694,7 +694,7 @@
     <w:r>
       <w:tab/>
       <w:tab/>
-      <w:t>2026-07-19</w:t>
+      <w:t>2026-07-20</w:t>
       <w:br/>
       <w:br/>
     </w:r>

--- a/klagomål/A 22786-2024 FSC-klagomål.docx
+++ b/klagomål/A 22786-2024 FSC-klagomål.docx
@@ -694,7 +694,7 @@
     <w:r>
       <w:tab/>
       <w:tab/>
-      <w:t>2026-07-20</w:t>
+      <w:t>2026-07-21</w:t>
       <w:br/>
       <w:br/>
     </w:r>

--- a/klagomål/A 22786-2024 FSC-klagomål.docx
+++ b/klagomål/A 22786-2024 FSC-klagomål.docx
@@ -694,7 +694,7 @@
     <w:r>
       <w:tab/>
       <w:tab/>
-      <w:t>2026-07-21</w:t>
+      <w:t>2026-07-22</w:t>
       <w:br/>
       <w:br/>
     </w:r>

--- a/klagomål/A 22786-2024 FSC-klagomål.docx
+++ b/klagomål/A 22786-2024 FSC-klagomål.docx
@@ -694,7 +694,7 @@
     <w:r>
       <w:tab/>
       <w:tab/>
-      <w:t>2026-07-22</w:t>
+      <w:t>2026-07-23</w:t>
       <w:br/>
       <w:br/>
     </w:r>

--- a/klagomål/A 22786-2024 FSC-klagomål.docx
+++ b/klagomål/A 22786-2024 FSC-klagomål.docx
@@ -694,7 +694,7 @@
     <w:r>
       <w:tab/>
       <w:tab/>
-      <w:t>2026-07-23</w:t>
+      <w:t>2026-07-24</w:t>
       <w:br/>
       <w:br/>
     </w:r>

--- a/klagomål/A 22786-2024 FSC-klagomål.docx
+++ b/klagomål/A 22786-2024 FSC-klagomål.docx
@@ -694,7 +694,7 @@
     <w:r>
       <w:tab/>
       <w:tab/>
-      <w:t>2026-07-24</w:t>
+      <w:t>2026-07-25</w:t>
       <w:br/>
       <w:br/>
     </w:r>

--- a/klagomål/A 22786-2024 FSC-klagomål.docx
+++ b/klagomål/A 22786-2024 FSC-klagomål.docx
@@ -694,7 +694,7 @@
     <w:r>
       <w:tab/>
       <w:tab/>
-      <w:t>2026-07-25</w:t>
+      <w:t>2026-07-26</w:t>
       <w:br/>
       <w:br/>
     </w:r>

--- a/klagomål/A 22786-2024 FSC-klagomål.docx
+++ b/klagomål/A 22786-2024 FSC-klagomål.docx
@@ -694,7 +694,7 @@
     <w:r>
       <w:tab/>
       <w:tab/>
-      <w:t>2026-07-26</w:t>
+      <w:t>2026-07-27</w:t>
       <w:br/>
       <w:br/>
     </w:r>

--- a/klagomål/A 22786-2024 FSC-klagomål.docx
+++ b/klagomål/A 22786-2024 FSC-klagomål.docx
@@ -694,7 +694,7 @@
     <w:r>
       <w:tab/>
       <w:tab/>
-      <w:t>2026-07-27</w:t>
+      <w:t>2026-07-28</w:t>
       <w:br/>
       <w:br/>
     </w:r>

--- a/klagomål/A 22786-2024 FSC-klagomål.docx
+++ b/klagomål/A 22786-2024 FSC-klagomål.docx
@@ -694,7 +694,7 @@
     <w:r>
       <w:tab/>
       <w:tab/>
-      <w:t>2026-07-28</w:t>
+      <w:t>2026-07-29</w:t>
       <w:br/>
       <w:br/>
     </w:r>

--- a/klagomål/A 22786-2024 FSC-klagomål.docx
+++ b/klagomål/A 22786-2024 FSC-klagomål.docx
@@ -694,7 +694,7 @@
     <w:r>
       <w:tab/>
       <w:tab/>
-      <w:t>2026-07-29</w:t>
+      <w:t>2026-07-30</w:t>
       <w:br/>
       <w:br/>
     </w:r>

--- a/klagomål/A 22786-2024 FSC-klagomål.docx
+++ b/klagomål/A 22786-2024 FSC-klagomål.docx
@@ -694,7 +694,7 @@
     <w:r>
       <w:tab/>
       <w:tab/>
-      <w:t>2026-07-30</w:t>
+      <w:t>2026-07-31</w:t>
       <w:br/>
       <w:br/>
     </w:r>

--- a/klagomål/A 22786-2024 FSC-klagomål.docx
+++ b/klagomål/A 22786-2024 FSC-klagomål.docx
@@ -694,7 +694,7 @@
     <w:r>
       <w:tab/>
       <w:tab/>
-      <w:t>2026-07-31</w:t>
+      <w:t>2026-08-01</w:t>
       <w:br/>
       <w:br/>
     </w:r>

--- a/klagomål/A 22786-2024 FSC-klagomål.docx
+++ b/klagomål/A 22786-2024 FSC-klagomål.docx
@@ -694,7 +694,7 @@
     <w:r>
       <w:tab/>
       <w:tab/>
-      <w:t>2026-08-01</w:t>
+      <w:t>2026-08-02</w:t>
       <w:br/>
       <w:br/>
     </w:r>

--- a/klagomål/A 22786-2024 FSC-klagomål.docx
+++ b/klagomål/A 22786-2024 FSC-klagomål.docx
@@ -694,7 +694,7 @@
     <w:r>
       <w:tab/>
       <w:tab/>
-      <w:t>2026-08-02</w:t>
+      <w:t>2026-08-03</w:t>
       <w:br/>
       <w:br/>
     </w:r>

--- a/klagomål/A 22786-2024 FSC-klagomål.docx
+++ b/klagomål/A 22786-2024 FSC-klagomål.docx
@@ -694,7 +694,7 @@
     <w:r>
       <w:tab/>
       <w:tab/>
-      <w:t>2026-08-03</w:t>
+      <w:t>2026-08-05</w:t>
       <w:br/>
       <w:br/>
     </w:r>

--- a/klagomål/A 22786-2024 FSC-klagomål.docx
+++ b/klagomål/A 22786-2024 FSC-klagomål.docx
@@ -694,7 +694,7 @@
     <w:r>
       <w:tab/>
       <w:tab/>
-      <w:t>2026-08-05</w:t>
+      <w:t>2026-08-07</w:t>
       <w:br/>
       <w:br/>
     </w:r>

--- a/klagomål/A 22786-2024 FSC-klagomål.docx
+++ b/klagomål/A 22786-2024 FSC-klagomål.docx
@@ -694,7 +694,7 @@
     <w:r>
       <w:tab/>
       <w:tab/>
-      <w:t>2026-08-07</w:t>
+      <w:t>2026-08-08</w:t>
       <w:br/>
       <w:br/>
     </w:r>

--- a/klagomål/A 22786-2024 FSC-klagomål.docx
+++ b/klagomål/A 22786-2024 FSC-klagomål.docx
@@ -216,7 +216,7 @@
         <w:spacing w:after="240"/>
       </w:pPr>
       <w:r>
-        <w:t>Figur 1. Fyndplatser för naturvårdsarter inom 13 meter från avverkningsanmälan. Markörer utan svart kant är placerade på fyndplatsen. Markörer med svart kant är placerade vid sidan av fyndplatsen har ett svart streck som visar fyndplatsens exakta position. Kartans mittpunktskoordinat är N 6858734, E 521614 i SWEREF 99 TM.</w:t>
+        <w:t>Figur 1. Fyndplatser för naturvårdsarter inom 13 meter från avverkningsanmälan. Markörer utan svart kant är placerade på fyndplatsen. Markörer med svart kant är placerade vid sidan av fyndplatsen och har ett svart streck som visar fyndplatsens exakta position. Kartans mittpunktskoordinat är N 6858734, E 521614 i SWEREF 99 TM.</w:t>
       </w:r>
     </w:p>
     <w:p>
@@ -694,7 +694,7 @@
     <w:r>
       <w:tab/>
       <w:tab/>
-      <w:t>2026-08-14</w:t>
+      <w:t>2026-08-15</w:t>
       <w:br/>
       <w:br/>
     </w:r>

--- a/klagomål/A 22786-2024 FSC-klagomål.docx
+++ b/klagomål/A 22786-2024 FSC-klagomål.docx
@@ -694,7 +694,7 @@
     <w:r>
       <w:tab/>
       <w:tab/>
-      <w:t>2026-08-15</w:t>
+      <w:t>2026-08-16</w:t>
       <w:br/>
       <w:br/>
     </w:r>

--- a/klagomål/A 22786-2024 FSC-klagomål.docx
+++ b/klagomål/A 22786-2024 FSC-klagomål.docx
@@ -694,7 +694,7 @@
     <w:r>
       <w:tab/>
       <w:tab/>
-      <w:t>2026-08-16</w:t>
+      <w:t>2026-08-17</w:t>
       <w:br/>
       <w:br/>
     </w:r>

--- a/klagomål/A 22786-2024 FSC-klagomål.docx
+++ b/klagomål/A 22786-2024 FSC-klagomål.docx
@@ -694,7 +694,7 @@
     <w:r>
       <w:tab/>
       <w:tab/>
-      <w:t>2026-08-17</w:t>
+      <w:t>2026-08-18</w:t>
       <w:br/>
       <w:br/>
     </w:r>

--- a/klagomål/A 22786-2024 FSC-klagomål.docx
+++ b/klagomål/A 22786-2024 FSC-klagomål.docx
@@ -694,7 +694,7 @@
     <w:r>
       <w:tab/>
       <w:tab/>
-      <w:t>2026-08-18</w:t>
+      <w:t>2026-08-19</w:t>
       <w:br/>
       <w:br/>
     </w:r>

--- a/klagomål/A 22786-2024 FSC-klagomål.docx
+++ b/klagomål/A 22786-2024 FSC-klagomål.docx
@@ -694,7 +694,7 @@
     <w:r>
       <w:tab/>
       <w:tab/>
-      <w:t>2026-08-19</w:t>
+      <w:t>2026-08-20</w:t>
       <w:br/>
       <w:br/>
     </w:r>

--- a/klagomål/A 22786-2024 FSC-klagomål.docx
+++ b/klagomål/A 22786-2024 FSC-klagomål.docx
@@ -694,7 +694,7 @@
     <w:r>
       <w:tab/>
       <w:tab/>
-      <w:t>2026-08-20</w:t>
+      <w:t>2026-08-21</w:t>
       <w:br/>
       <w:br/>
     </w:r>

--- a/klagomål/A 22786-2024 FSC-klagomål.docx
+++ b/klagomål/A 22786-2024 FSC-klagomål.docx
@@ -694,7 +694,7 @@
     <w:r>
       <w:tab/>
       <w:tab/>
-      <w:t>2026-08-21</w:t>
+      <w:t>2026-08-22</w:t>
       <w:br/>
       <w:br/>
     </w:r>
